--- a/KHBD_Robotics/Lớp_3/Tuần_24/KHBD_Robotics_Lớp_3_Bai23_Bai_19_Ba_Hai_Mot_Ban.docx
+++ b/KHBD_Robotics/Lớp_3/Tuần_24/KHBD_Robotics_Lớp_3_Bai23_Bai_19_Ba_Hai_Mot_Ban.docx
@@ -8,24 +8,11 @@
       </w:pPr>
       <w:r>
         <w:rPr>
-          <w:rFonts w:ascii="Times New Roman" w:hAnsi="Times New Roman"/>
-          <w:b w:val="0"/>
+          <w:rFonts w:ascii="Times New Roman" w:hAnsi="Times New Roman" w:cs="Times New Roman" w:eastAsia="Times New Roman"/>
           <w:i/>
-          <w:sz w:val="24"/>
+          <w:sz w:val="26"/>
         </w:rPr>
-        <w:t>TUẦN: 12</w:t>
-        <w:tab/>
-        <w:tab/>
-        <w:tab/>
-        <w:tab/>
-        <w:t>Ngày soạn: 01/09/2026</w:t>
-        <w:br/>
-        <w:tab/>
-        <w:tab/>
-        <w:tab/>
-        <w:tab/>
-        <w:tab/>
-        <w:t>Ngày dạy: 05/09/2026</w:t>
+        <w:t>Ngày soạn: 09/01/2027   Ngày dạy: 13/01/2027</w:t>
       </w:r>
     </w:p>
     <w:p>
@@ -34,42 +21,12 @@
         <w:jc w:val="center"/>
       </w:pPr>
       <w:r>
-        <w:rPr>
-          <w:rFonts w:ascii="Times New Roman" w:hAnsi="Times New Roman"/>
-          <w:b/>
-          <w:i w:val="0"/>
-          <w:sz w:val="28"/>
-        </w:rPr>
-        <w:t>KẾ HOẠCH DẠY HỌC MÔN ROBOTICS - LỚP 3</w:t>
+        <w:t>KẾ HOẠCH DẠY HỌC MÔN ROBOTICS - LỚP 3A1</w:t>
         <w:br/>
-      </w:r>
-      <w:r>
-        <w:rPr>
-          <w:rFonts w:ascii="Times New Roman" w:hAnsi="Times New Roman"/>
-          <w:b/>
-          <w:i w:val="0"/>
-          <w:sz w:val="26"/>
-        </w:rPr>
         <w:t>BỘ THIẾT BỊ: OLLO INITIATE</w:t>
         <w:br/>
-      </w:r>
-      <w:r>
-        <w:rPr>
-          <w:rFonts w:ascii="Times New Roman" w:hAnsi="Times New Roman"/>
-          <w:b/>
-          <w:i w:val="0"/>
-          <w:sz w:val="28"/>
-        </w:rPr>
         <w:t>BÀI: BÀI 19. BA! HAI! MỘT! BẮN!!!</w:t>
         <w:br/>
-      </w:r>
-      <w:r>
-        <w:rPr>
-          <w:rFonts w:ascii="Times New Roman" w:hAnsi="Times New Roman"/>
-          <w:b w:val="0"/>
-          <w:i/>
-          <w:sz w:val="24"/>
-        </w:rPr>
         <w:t>(Thời lượng: 1 tiết | Tiết PPCT: 24)</w:t>
       </w:r>
     </w:p>
